--- a/CÔNG TY TNHH YUFA VIỆT NAM/YuFa_ThayDoiDiaChi/Yufa_Ủy quyền.docx
+++ b/CÔNG TY TNHH YUFA VIỆT NAM/YuFa_ThayDoiDiaChi/Yufa_Ủy quyền.docx
@@ -1,6 +1,6 @@
 
 <file path=word/document.xml><?xml version="1.0" encoding="utf-8"?>
-<w:document xmlns:wpc="http://schemas.microsoft.com/office/word/2010/wordprocessingCanvas" xmlns:cx="http://schemas.microsoft.com/office/drawing/2014/chartex" xmlns:cx1="http://schemas.microsoft.com/office/drawing/2015/9/8/chartex" xmlns:mc="http://schemas.openxmlformats.org/markup-compatibility/2006" xmlns:o="urn:schemas-microsoft-com:office:office" xmlns:r="http://schemas.openxmlformats.org/officeDocument/2006/relationships" xmlns:m="http://schemas.openxmlformats.org/officeDocument/2006/math" xmlns:v="urn:schemas-microsoft-com:vml" xmlns:wp14="http://schemas.microsoft.com/office/word/2010/wordprocessingDrawing" xmlns:wp="http://schemas.openxmlformats.org/drawingml/2006/wordprocessingDrawing" xmlns:w10="urn:schemas-microsoft-com:office:word" xmlns:w="http://schemas.openxmlformats.org/wordprocessingml/2006/main" xmlns:w14="http://schemas.microsoft.com/office/word/2010/wordml" xmlns:w15="http://schemas.microsoft.com/office/word/2012/wordml" xmlns:w16se="http://schemas.microsoft.com/office/word/2015/wordml/symex" xmlns:wpg="http://schemas.microsoft.com/office/word/2010/wordprocessingGroup" xmlns:wpi="http://schemas.microsoft.com/office/word/2010/wordprocessingInk" xmlns:wne="http://schemas.microsoft.com/office/word/2006/wordml" xmlns:wps="http://schemas.microsoft.com/office/word/2010/wordprocessingShape" mc:Ignorable="w14 w15 w16se wp14">
+<w:document xmlns:wpc="http://schemas.microsoft.com/office/word/2010/wordprocessingCanvas" xmlns:cx="http://schemas.microsoft.com/office/drawing/2014/chartex" xmlns:mc="http://schemas.openxmlformats.org/markup-compatibility/2006" xmlns:o="urn:schemas-microsoft-com:office:office" xmlns:r="http://schemas.openxmlformats.org/officeDocument/2006/relationships" xmlns:m="http://schemas.openxmlformats.org/officeDocument/2006/math" xmlns:v="urn:schemas-microsoft-com:vml" xmlns:wp14="http://schemas.microsoft.com/office/word/2010/wordprocessingDrawing" xmlns:wp="http://schemas.openxmlformats.org/drawingml/2006/wordprocessingDrawing" xmlns:w10="urn:schemas-microsoft-com:office:word" xmlns:w="http://schemas.openxmlformats.org/wordprocessingml/2006/main" xmlns:w14="http://schemas.microsoft.com/office/word/2010/wordml" xmlns:w15="http://schemas.microsoft.com/office/word/2012/wordml" xmlns:w16se="http://schemas.microsoft.com/office/word/2015/wordml/symex" xmlns:wpg="http://schemas.microsoft.com/office/word/2010/wordprocessingGroup" xmlns:wpi="http://schemas.microsoft.com/office/word/2010/wordprocessingInk" xmlns:wne="http://schemas.microsoft.com/office/word/2006/wordml" xmlns:wps="http://schemas.microsoft.com/office/word/2010/wordprocessingShape" mc:Ignorable="w14 w15 w16se wp14">
   <w:body>
     <w:p>
       <w:pPr>
@@ -102,7 +102,7 @@
           <w:sz w:val="26"/>
           <w:szCs w:val="26"/>
         </w:rPr>
-        <w:t>8</w:t>
+        <w:t>21</w:t>
       </w:r>
       <w:r>
         <w:rPr>
@@ -426,7 +426,7 @@
           <w:szCs w:val="26"/>
           <w:lang w:eastAsia="zh-CN"/>
         </w:rPr>
-        <w:t>ZENG, QINGLIN</w:t>
+        <w:t>HÀ THỊ BÍCH NGOAN</w:t>
       </w:r>
       <w:r>
         <w:rPr>
@@ -456,7 +456,7 @@
           <w:szCs w:val="26"/>
           <w:lang w:eastAsia="zh-CN"/>
         </w:rPr>
-        <w:t>đại diện pháp luật</w:t>
+        <w:t>Chủ sở hữu</w:t>
       </w:r>
       <w:r>
         <w:rPr>
@@ -522,20 +522,7 @@
           <w:szCs w:val="26"/>
           <w:lang w:eastAsia="zh-CN"/>
         </w:rPr>
-        <w:t>Số 75, đường Nguyễn Văn Linh, Khu phố Phú Tân 2</w:t>
-      </w:r>
-      <w:bookmarkStart w:id="0" w:name="_GoBack"/>
-      <w:bookmarkEnd w:id="0"/>
-      <w:r>
-        <w:rPr>
-          <w:rFonts w:ascii="Times New Roman" w:eastAsia="Times New Roman" w:hAnsi="Times New Roman" w:cs="Times New Roman"/>
-          <w:iCs/>
-          <w:color w:val="000000" w:themeColor="text1"/>
-          <w:sz w:val="26"/>
-          <w:szCs w:val="26"/>
-          <w:lang w:eastAsia="zh-CN"/>
-        </w:rPr>
-        <w:t>, Phường Bình Dương, Thành phố Hồ Chí Minh, Việt Nam</w:t>
+        <w:t>Khóm Vĩnh Hưng, Xã Vĩnh Thạnh Trung, Tỉnh An Giang</w:t>
       </w:r>
     </w:p>
     <w:p>
@@ -577,8 +564,10 @@
           <w:szCs w:val="28"/>
           <w:lang w:val="vi-VN"/>
         </w:rPr>
-        <w:t>0862193543</w:t>
-      </w:r>
+        <w:t>0325203893</w:t>
+      </w:r>
+      <w:bookmarkStart w:id="0" w:name="_GoBack"/>
+      <w:bookmarkEnd w:id="0"/>
       <w:r>
         <w:rPr>
           <w:rFonts w:ascii="Times New Roman" w:eastAsia="Times New Roman" w:hAnsi="Times New Roman" w:cs="Times New Roman"/>
@@ -1179,7 +1168,7 @@
           <w:sz w:val="26"/>
           <w:szCs w:val="26"/>
         </w:rPr>
-        <w:t>8</w:t>
+        <w:t>21</w:t>
       </w:r>
       <w:r>
         <w:rPr>
@@ -1322,7 +1311,7 @@
           <w:szCs w:val="26"/>
           <w:lang w:eastAsia="zh-CN"/>
         </w:rPr>
-        <w:t>ZENG, QINGLIN</w:t>
+        <w:t>HÀ THỊ BÍCH NGOAN</w:t>
       </w:r>
     </w:p>
     <w:sectPr>
@@ -1336,7 +1325,7 @@
 </file>
 
 <file path=word/endnotes.xml><?xml version="1.0" encoding="utf-8"?>
-<w:endnotes xmlns:wpc="http://schemas.microsoft.com/office/word/2010/wordprocessingCanvas" xmlns:cx="http://schemas.microsoft.com/office/drawing/2014/chartex" xmlns:cx1="http://schemas.microsoft.com/office/drawing/2015/9/8/chartex" xmlns:mc="http://schemas.openxmlformats.org/markup-compatibility/2006" xmlns:o="urn:schemas-microsoft-com:office:office" xmlns:r="http://schemas.openxmlformats.org/officeDocument/2006/relationships" xmlns:m="http://schemas.openxmlformats.org/officeDocument/2006/math" xmlns:v="urn:schemas-microsoft-com:vml" xmlns:wp14="http://schemas.microsoft.com/office/word/2010/wordprocessingDrawing" xmlns:wp="http://schemas.openxmlformats.org/drawingml/2006/wordprocessingDrawing" xmlns:w10="urn:schemas-microsoft-com:office:word" xmlns:w="http://schemas.openxmlformats.org/wordprocessingml/2006/main" xmlns:w14="http://schemas.microsoft.com/office/word/2010/wordml" xmlns:w15="http://schemas.microsoft.com/office/word/2012/wordml" xmlns:w16se="http://schemas.microsoft.com/office/word/2015/wordml/symex" xmlns:wpg="http://schemas.microsoft.com/office/word/2010/wordprocessingGroup" xmlns:wpi="http://schemas.microsoft.com/office/word/2010/wordprocessingInk" xmlns:wne="http://schemas.microsoft.com/office/word/2006/wordml" xmlns:wps="http://schemas.microsoft.com/office/word/2010/wordprocessingShape" mc:Ignorable="w14 w15 w16se wp14">
+<w:endnotes xmlns:wpc="http://schemas.microsoft.com/office/word/2010/wordprocessingCanvas" xmlns:cx="http://schemas.microsoft.com/office/drawing/2014/chartex" xmlns:mc="http://schemas.openxmlformats.org/markup-compatibility/2006" xmlns:o="urn:schemas-microsoft-com:office:office" xmlns:r="http://schemas.openxmlformats.org/officeDocument/2006/relationships" xmlns:m="http://schemas.openxmlformats.org/officeDocument/2006/math" xmlns:v="urn:schemas-microsoft-com:vml" xmlns:wp14="http://schemas.microsoft.com/office/word/2010/wordprocessingDrawing" xmlns:wp="http://schemas.openxmlformats.org/drawingml/2006/wordprocessingDrawing" xmlns:w10="urn:schemas-microsoft-com:office:word" xmlns:w="http://schemas.openxmlformats.org/wordprocessingml/2006/main" xmlns:w14="http://schemas.microsoft.com/office/word/2010/wordml" xmlns:w15="http://schemas.microsoft.com/office/word/2012/wordml" xmlns:w16se="http://schemas.microsoft.com/office/word/2015/wordml/symex" xmlns:wpg="http://schemas.microsoft.com/office/word/2010/wordprocessingGroup" xmlns:wpi="http://schemas.microsoft.com/office/word/2010/wordprocessingInk" xmlns:wne="http://schemas.microsoft.com/office/word/2006/wordml" xmlns:wps="http://schemas.microsoft.com/office/word/2010/wordprocessingShape" mc:Ignorable="w14 w15 w16se wp14">
   <w:endnote w:type="separator" w:id="-1">
     <w:p>
       <w:pPr>
@@ -1361,7 +1350,7 @@
 </file>
 
 <file path=word/footnotes.xml><?xml version="1.0" encoding="utf-8"?>
-<w:footnotes xmlns:wpc="http://schemas.microsoft.com/office/word/2010/wordprocessingCanvas" xmlns:cx="http://schemas.microsoft.com/office/drawing/2014/chartex" xmlns:cx1="http://schemas.microsoft.com/office/drawing/2015/9/8/chartex" xmlns:mc="http://schemas.openxmlformats.org/markup-compatibility/2006" xmlns:o="urn:schemas-microsoft-com:office:office" xmlns:r="http://schemas.openxmlformats.org/officeDocument/2006/relationships" xmlns:m="http://schemas.openxmlformats.org/officeDocument/2006/math" xmlns:v="urn:schemas-microsoft-com:vml" xmlns:wp14="http://schemas.microsoft.com/office/word/2010/wordprocessingDrawing" xmlns:wp="http://schemas.openxmlformats.org/drawingml/2006/wordprocessingDrawing" xmlns:w10="urn:schemas-microsoft-com:office:word" xmlns:w="http://schemas.openxmlformats.org/wordprocessingml/2006/main" xmlns:w14="http://schemas.microsoft.com/office/word/2010/wordml" xmlns:w15="http://schemas.microsoft.com/office/word/2012/wordml" xmlns:w16se="http://schemas.microsoft.com/office/word/2015/wordml/symex" xmlns:wpg="http://schemas.microsoft.com/office/word/2010/wordprocessingGroup" xmlns:wpi="http://schemas.microsoft.com/office/word/2010/wordprocessingInk" xmlns:wne="http://schemas.microsoft.com/office/word/2006/wordml" xmlns:wps="http://schemas.microsoft.com/office/word/2010/wordprocessingShape" mc:Ignorable="w14 w15 w16se wp14">
+<w:footnotes xmlns:wpc="http://schemas.microsoft.com/office/word/2010/wordprocessingCanvas" xmlns:cx="http://schemas.microsoft.com/office/drawing/2014/chartex" xmlns:mc="http://schemas.openxmlformats.org/markup-compatibility/2006" xmlns:o="urn:schemas-microsoft-com:office:office" xmlns:r="http://schemas.openxmlformats.org/officeDocument/2006/relationships" xmlns:m="http://schemas.openxmlformats.org/officeDocument/2006/math" xmlns:v="urn:schemas-microsoft-com:vml" xmlns:wp14="http://schemas.microsoft.com/office/word/2010/wordprocessingDrawing" xmlns:wp="http://schemas.openxmlformats.org/drawingml/2006/wordprocessingDrawing" xmlns:w10="urn:schemas-microsoft-com:office:word" xmlns:w="http://schemas.openxmlformats.org/wordprocessingml/2006/main" xmlns:w14="http://schemas.microsoft.com/office/word/2010/wordml" xmlns:w15="http://schemas.microsoft.com/office/word/2012/wordml" xmlns:w16se="http://schemas.microsoft.com/office/word/2015/wordml/symex" xmlns:wpg="http://schemas.microsoft.com/office/word/2010/wordprocessingGroup" xmlns:wpi="http://schemas.microsoft.com/office/word/2010/wordprocessingInk" xmlns:wne="http://schemas.microsoft.com/office/word/2006/wordml" xmlns:wps="http://schemas.microsoft.com/office/word/2010/wordprocessingShape" mc:Ignorable="w14 w15 w16se wp14">
   <w:footnote w:type="separator" w:id="-1">
     <w:p>
       <w:pPr>
@@ -1386,7 +1375,7 @@
 </file>
 
 <file path=word/numbering.xml><?xml version="1.0" encoding="utf-8"?>
-<w:numbering xmlns:wpc="http://schemas.microsoft.com/office/word/2010/wordprocessingCanvas" xmlns:cx="http://schemas.microsoft.com/office/drawing/2014/chartex" xmlns:cx1="http://schemas.microsoft.com/office/drawing/2015/9/8/chartex" xmlns:mc="http://schemas.openxmlformats.org/markup-compatibility/2006" xmlns:o="urn:schemas-microsoft-com:office:office" xmlns:r="http://schemas.openxmlformats.org/officeDocument/2006/relationships" xmlns:m="http://schemas.openxmlformats.org/officeDocument/2006/math" xmlns:v="urn:schemas-microsoft-com:vml" xmlns:wp14="http://schemas.microsoft.com/office/word/2010/wordprocessingDrawing" xmlns:wp="http://schemas.openxmlformats.org/drawingml/2006/wordprocessingDrawing" xmlns:w10="urn:schemas-microsoft-com:office:word" xmlns:w="http://schemas.openxmlformats.org/wordprocessingml/2006/main" xmlns:w14="http://schemas.microsoft.com/office/word/2010/wordml" xmlns:w15="http://schemas.microsoft.com/office/word/2012/wordml" xmlns:w16se="http://schemas.microsoft.com/office/word/2015/wordml/symex" xmlns:wpg="http://schemas.microsoft.com/office/word/2010/wordprocessingGroup" xmlns:wpi="http://schemas.microsoft.com/office/word/2010/wordprocessingInk" xmlns:wne="http://schemas.microsoft.com/office/word/2006/wordml" xmlns:wps="http://schemas.microsoft.com/office/word/2010/wordprocessingShape" mc:Ignorable="w14 w15 w16se wp14">
+<w:numbering xmlns:wpc="http://schemas.microsoft.com/office/word/2010/wordprocessingCanvas" xmlns:cx="http://schemas.microsoft.com/office/drawing/2014/chartex" xmlns:mc="http://schemas.openxmlformats.org/markup-compatibility/2006" xmlns:o="urn:schemas-microsoft-com:office:office" xmlns:r="http://schemas.openxmlformats.org/officeDocument/2006/relationships" xmlns:m="http://schemas.openxmlformats.org/officeDocument/2006/math" xmlns:v="urn:schemas-microsoft-com:vml" xmlns:wp14="http://schemas.microsoft.com/office/word/2010/wordprocessingDrawing" xmlns:wp="http://schemas.openxmlformats.org/drawingml/2006/wordprocessingDrawing" xmlns:w10="urn:schemas-microsoft-com:office:word" xmlns:w="http://schemas.openxmlformats.org/wordprocessingml/2006/main" xmlns:w14="http://schemas.microsoft.com/office/word/2010/wordml" xmlns:w15="http://schemas.microsoft.com/office/word/2012/wordml" xmlns:w16se="http://schemas.microsoft.com/office/word/2015/wordml/symex" xmlns:wpg="http://schemas.microsoft.com/office/word/2010/wordprocessingGroup" xmlns:wpi="http://schemas.microsoft.com/office/word/2010/wordprocessingInk" xmlns:wne="http://schemas.microsoft.com/office/word/2006/wordml" xmlns:wps="http://schemas.microsoft.com/office/word/2010/wordprocessingShape" mc:Ignorable="w14 w15 w16se wp14">
   <w:abstractNum w:abstractNumId="0" w15:restartNumberingAfterBreak="0">
     <w:nsid w:val="2EB414B8"/>
     <w:multiLevelType w:val="singleLevel"/>
